--- a/bachelor-3/semester-1/web-programming/labs/lab6/lab6.docx
+++ b/bachelor-3/semester-1/web-programming/labs/lab6/lab6.docx
@@ -762,7 +762,7 @@
           <w:sz w:val="28"/>
           <w:szCs w:val="28"/>
         </w:rPr>
-        <w:t xml:space="preserve">Файл </w:t>
+        <w:t>Файл</w:t>
       </w:r>
       <w:r>
         <w:rPr>
@@ -773,6 +773,17 @@
           <w:szCs w:val="28"/>
           <w:lang w:val="en-US"/>
         </w:rPr>
+        <w:t xml:space="preserve"> </w:t>
+      </w:r>
+      <w:r>
+        <w:rPr>
+          <w:rFonts w:ascii="Times New Roman" w:hAnsi="Times New Roman" w:cs="Times New Roman"/>
+          <w:b/>
+          <w:bCs/>
+          <w:sz w:val="28"/>
+          <w:szCs w:val="28"/>
+          <w:lang w:val="en-US"/>
+        </w:rPr>
         <w:t>web.xml.</w:t>
       </w:r>
     </w:p>
@@ -6140,7 +6151,6 @@
           <w:bCs/>
           <w:sz w:val="28"/>
           <w:szCs w:val="28"/>
-          <w:lang w:val="en-US"/>
         </w:rPr>
       </w:pPr>
     </w:p>
@@ -6152,7 +6162,6 @@
           <w:bCs/>
           <w:sz w:val="28"/>
           <w:szCs w:val="28"/>
-          <w:lang w:val="en-US"/>
         </w:rPr>
       </w:pPr>
     </w:p>
@@ -6164,7 +6173,6 @@
           <w:bCs/>
           <w:sz w:val="28"/>
           <w:szCs w:val="28"/>
-          <w:lang w:val="en-US"/>
         </w:rPr>
       </w:pPr>
     </w:p>
@@ -6176,7 +6184,6 @@
           <w:bCs/>
           <w:sz w:val="28"/>
           <w:szCs w:val="28"/>
-          <w:lang w:val="en-US"/>
         </w:rPr>
       </w:pPr>
     </w:p>
@@ -6188,7 +6195,6 @@
           <w:bCs/>
           <w:sz w:val="28"/>
           <w:szCs w:val="28"/>
-          <w:lang w:val="en-US"/>
         </w:rPr>
       </w:pPr>
     </w:p>
@@ -6229,6 +6235,7 @@
           <w:rFonts w:ascii="Times New Roman" w:hAnsi="Times New Roman" w:cs="Times New Roman"/>
           <w:b/>
           <w:bCs/>
+          <w:noProof/>
           <w:sz w:val="28"/>
           <w:szCs w:val="28"/>
         </w:rPr>
@@ -6324,6 +6331,7 @@
           <w:rFonts w:ascii="Times New Roman" w:hAnsi="Times New Roman" w:cs="Times New Roman"/>
           <w:b/>
           <w:bCs/>
+          <w:noProof/>
           <w:sz w:val="28"/>
           <w:szCs w:val="28"/>
         </w:rPr>
@@ -6498,7 +6506,6 @@
           <w:bCs/>
           <w:sz w:val="28"/>
           <w:szCs w:val="28"/>
-          <w:lang w:val="en-US"/>
         </w:rPr>
       </w:pPr>
       <w:r>
@@ -6530,6 +6537,68 @@
         </w:rPr>
         <w:t>. Реализовано защищённое Web-приложение с контролем доступа и шифрованием соединения.</w:t>
       </w:r>
+    </w:p>
+    <w:p>
+      <w:pPr>
+        <w:spacing w:after="0" w:line="360" w:lineRule="auto"/>
+        <w:rPr>
+          <w:rFonts w:ascii="Times New Roman" w:hAnsi="Times New Roman" w:cs="Times New Roman"/>
+          <w:b/>
+          <w:sz w:val="28"/>
+          <w:szCs w:val="28"/>
+        </w:rPr>
+      </w:pPr>
+      <w:r>
+        <w:rPr>
+          <w:rFonts w:ascii="Times New Roman" w:hAnsi="Times New Roman" w:cs="Times New Roman"/>
+          <w:b/>
+          <w:sz w:val="28"/>
+          <w:szCs w:val="28"/>
+        </w:rPr>
+        <w:t>Ссылка на репозиторий с исходным кодом.</w:t>
+      </w:r>
+    </w:p>
+    <w:p>
+      <w:pPr>
+        <w:spacing w:after="0" w:line="360" w:lineRule="auto"/>
+        <w:rPr>
+          <w:rFonts w:ascii="Times New Roman" w:hAnsi="Times New Roman" w:cs="Times New Roman"/>
+          <w:bCs/>
+          <w:sz w:val="28"/>
+          <w:szCs w:val="28"/>
+        </w:rPr>
+      </w:pPr>
+      <w:r>
+        <w:rPr>
+          <w:rFonts w:ascii="Times New Roman" w:hAnsi="Times New Roman" w:cs="Times New Roman"/>
+          <w:bCs/>
+          <w:sz w:val="28"/>
+          <w:szCs w:val="28"/>
+        </w:rPr>
+        <w:t>https://github.com/petrukpyotr/university/tree/main/bachelor-3/semester-1/web-programming/labs/lab</w:t>
+      </w:r>
+      <w:r>
+        <w:rPr>
+          <w:rFonts w:ascii="Times New Roman" w:hAnsi="Times New Roman" w:cs="Times New Roman"/>
+          <w:bCs/>
+          <w:sz w:val="28"/>
+          <w:szCs w:val="28"/>
+        </w:rPr>
+        <w:t>6</w:t>
+      </w:r>
+    </w:p>
+    <w:p>
+      <w:pPr>
+        <w:spacing w:after="0" w:line="360" w:lineRule="auto"/>
+        <w:ind w:firstLine="709"/>
+        <w:jc w:val="both"/>
+        <w:rPr>
+          <w:rFonts w:ascii="Times New Roman" w:hAnsi="Times New Roman" w:cs="Times New Roman"/>
+          <w:bCs/>
+          <w:sz w:val="28"/>
+          <w:szCs w:val="28"/>
+        </w:rPr>
+      </w:pPr>
     </w:p>
     <w:sectPr>
       <w:pgSz w:w="11906" w:h="16838"/>
